--- a/00-首页/题组Word/第二轮习题集/第二轮习题集-有机化学一-学生版.docx
+++ b/00-首页/题组Word/第二轮习题集/第二轮习题集-有机化学一-学生版.docx
@@ -518,28 +518,168 @@
         <w:rPr>
           <w:rFonts w:hint="eastAsia" w:ascii="Times New Roman" w:hAnsi="Times New Roman" w:eastAsia="Times New Roman" w:cs="Times New Roman"/>
         </w:rPr>
-        <w:t xml:space="preserve">（1）$CH_{3}CH=CH_{2}</w:t>
-      </w:r>
-      <w:r>
-        <w:rPr>
-          <w:rFonts w:ascii="Times New Roman" w:hAnsi="Times New Roman" w:eastAsia="Times New Roman" w:cs="Times New Roman"/>
-        </w:rPr>
-        <w:t xml:space="preserve"> + 1) Hg(OAc)</w:t>
-      </w:r>
-      <w:r>
-        <w:rPr>
-          <w:rFonts w:ascii="Times New Roman" w:hAnsi="Times New Roman" w:eastAsia="Times New Roman" w:cs="Times New Roman"/>
-          <w:i/>
-          <w:iCs/>
-        </w:rPr>
-        <w:t xml:space="preserve">{2}/H</w:t>
-      </w:r>
-      <w:r>
-        <w:rPr>
-          <w:rFonts w:ascii="Times New Roman" w:hAnsi="Times New Roman" w:eastAsia="Times New Roman" w:cs="Times New Roman"/>
-        </w:rPr>
-        <w:t xml:space="preserve">{2}O 2) NaBH_{4}</w:t>
-      </w:r>
+        <w:t xml:space="preserve">（1）</w:t>
+      </w:r>
+      <m:oMath>
+        <m:oMathPr>
+          <m:ctrlPr>
+            <w:rPr>
+              <w:sz w:val="28"/>
+              <w:szCs w:val="28"/>
+            </w:rPr>
+          </m:ctrlPr>
+        </m:oMathPr>
+        <m:r>
+          <m:t>C</m:t>
+        </m:r>
+        <m:sSub>
+          <m:e>
+            <m:r>
+              <m:t>H</m:t>
+            </m:r>
+          </m:e>
+          <m:sub>
+            <m:r>
+              <m:t>3</m:t>
+            </m:r>
+          </m:sub>
+        </m:sSub>
+        <m:r>
+          <m:t>C</m:t>
+        </m:r>
+        <m:r>
+          <m:t>H</m:t>
+        </m:r>
+        <m:r>
+          <m:rPr>
+            <m:sty m:val="p"/>
+          </m:rPr>
+          <m:t>=</m:t>
+        </m:r>
+        <m:r>
+          <m:t>C</m:t>
+        </m:r>
+        <m:sSub>
+          <m:e>
+            <m:r>
+              <m:t>H</m:t>
+            </m:r>
+          </m:e>
+          <m:sub>
+            <m:r>
+              <m:t>2</m:t>
+            </m:r>
+          </m:sub>
+        </m:sSub>
+        <m:r>
+          <m:rPr>
+            <m:sty m:val="p"/>
+          </m:rPr>
+          <m:t>+</m:t>
+        </m:r>
+        <m:r>
+          <m:t>1</m:t>
+        </m:r>
+        <m:r>
+          <m:rPr>
+            <m:sty m:val="p"/>
+          </m:rPr>
+          <m:t>)</m:t>
+        </m:r>
+        <m:r>
+          <m:t>H</m:t>
+        </m:r>
+        <m:r>
+          <m:t>g</m:t>
+        </m:r>
+        <m:r>
+          <m:rPr>
+            <m:sty m:val="p"/>
+          </m:rPr>
+          <m:t>(</m:t>
+        </m:r>
+        <m:r>
+          <m:t>O</m:t>
+        </m:r>
+        <m:r>
+          <m:t>A</m:t>
+        </m:r>
+        <m:r>
+          <m:t>c</m:t>
+        </m:r>
+        <m:sSub>
+          <m:e>
+            <m:r>
+              <m:rPr>
+                <m:sty m:val="p"/>
+              </m:rPr>
+              <m:t>)</m:t>
+            </m:r>
+          </m:e>
+          <m:sub>
+            <m:r>
+              <m:t>2</m:t>
+            </m:r>
+          </m:sub>
+        </m:sSub>
+        <m:r>
+          <m:rPr>
+            <m:sty m:val="p"/>
+          </m:rPr>
+          <m:t>/</m:t>
+        </m:r>
+        <m:sSub>
+          <m:e>
+            <m:r>
+              <m:t>H</m:t>
+            </m:r>
+          </m:e>
+          <m:sub>
+            <m:r>
+              <m:t>2</m:t>
+            </m:r>
+          </m:sub>
+        </m:sSub>
+        <m:r>
+          <m:t>O</m:t>
+        </m:r>
+        <m:r>
+          <m:t>2</m:t>
+        </m:r>
+        <m:r>
+          <m:rPr>
+            <m:sty m:val="p"/>
+          </m:rPr>
+          <m:t>)</m:t>
+        </m:r>
+        <m:r>
+          <m:t>N</m:t>
+        </m:r>
+        <m:r>
+          <m:t>a</m:t>
+        </m:r>
+        <m:r>
+          <m:t>B</m:t>
+        </m:r>
+        <m:sSub>
+          <m:e>
+            <m:r>
+              <m:t>H</m:t>
+            </m:r>
+          </m:e>
+          <m:sub>
+            <m:r>
+              <m:t>4</m:t>
+            </m:r>
+          </m:sub>
+        </m:sSub>
+        <m:r>
+          <m:rPr>
+            <m:sty m:val="p"/>
+          </m:rPr>
+          <m:t>→</m:t>
+        </m:r>
+      </m:oMath>
       <w:r>
         <w:rPr>
           <w:rFonts w:ascii="Times New Roman" w:hAnsi="Times New Roman" w:eastAsia="Times New Roman" w:cs="Times New Roman"/>
@@ -548,12 +688,6 @@
       </w:r>
       <w:r>
         <w:rPr>
-          <w:rFonts w:ascii="Times New Roman" w:hAnsi="Times New Roman" w:eastAsia="Times New Roman" w:cs="Times New Roman"/>
-        </w:rPr>
-        <w:t xml:space="preserve">$ </w:t>
-      </w:r>
-      <w:r>
-        <w:rPr>
           <w:rFonts w:hint="eastAsia" w:ascii="Times New Roman" w:hAnsi="Times New Roman" w:eastAsia="FangSong" w:cs="Times New Roman"/>
         </w:rPr>
         <w:t xml:space="preserve">产物</w:t>
@@ -567,36 +701,186 @@
         <w:rPr>
           <w:rFonts w:hint="eastAsia" w:ascii="Times New Roman" w:hAnsi="Times New Roman" w:eastAsia="Times New Roman" w:cs="Times New Roman"/>
         </w:rPr>
-        <w:t xml:space="preserve">（2）$(CH_{3})</w:t>
-      </w:r>
-      <w:r>
-        <w:rPr>
-          <w:rFonts w:ascii="Times New Roman" w:hAnsi="Times New Roman" w:eastAsia="Times New Roman" w:cs="Times New Roman"/>
-          <w:i/>
-          <w:iCs/>
-        </w:rPr>
-        <w:t xml:space="preserve">{2}C=CH</w:t>
-      </w:r>
-      <w:r>
-        <w:rPr>
-          <w:rFonts w:ascii="Times New Roman" w:hAnsi="Times New Roman" w:eastAsia="Times New Roman" w:cs="Times New Roman"/>
-        </w:rPr>
-        <w:t xml:space="preserve">{2} + 1) Hg(OAc)</w:t>
-      </w:r>
-      <w:r>
-        <w:rPr>
-          <w:rFonts w:ascii="Times New Roman" w:hAnsi="Times New Roman" w:eastAsia="Times New Roman" w:cs="Times New Roman"/>
-          <w:i/>
-          <w:iCs/>
-        </w:rPr>
-        <w:t xml:space="preserve">{2}/H</w:t>
-      </w:r>
-      <w:r>
-        <w:rPr>
-          <w:rFonts w:ascii="Times New Roman" w:hAnsi="Times New Roman" w:eastAsia="Times New Roman" w:cs="Times New Roman"/>
-        </w:rPr>
-        <w:t xml:space="preserve">{2}O 2) NaBH_{4}</w:t>
-      </w:r>
+        <w:t xml:space="preserve">（2）</w:t>
+      </w:r>
+      <m:oMath>
+        <m:oMathPr>
+          <m:ctrlPr>
+            <w:rPr>
+              <w:sz w:val="28"/>
+              <w:szCs w:val="28"/>
+            </w:rPr>
+          </m:ctrlPr>
+        </m:oMathPr>
+        <m:r>
+          <m:rPr>
+            <m:sty m:val="p"/>
+          </m:rPr>
+          <m:t>(</m:t>
+        </m:r>
+        <m:r>
+          <m:t>C</m:t>
+        </m:r>
+        <m:sSub>
+          <m:e>
+            <m:r>
+              <m:t>H</m:t>
+            </m:r>
+          </m:e>
+          <m:sub>
+            <m:r>
+              <m:t>3</m:t>
+            </m:r>
+          </m:sub>
+        </m:sSub>
+        <m:sSub>
+          <m:e>
+            <m:r>
+              <m:rPr>
+                <m:sty m:val="p"/>
+              </m:rPr>
+              <m:t>)</m:t>
+            </m:r>
+          </m:e>
+          <m:sub>
+            <m:r>
+              <m:t>2</m:t>
+            </m:r>
+          </m:sub>
+        </m:sSub>
+        <m:r>
+          <m:t>C</m:t>
+        </m:r>
+        <m:r>
+          <m:rPr>
+            <m:sty m:val="p"/>
+          </m:rPr>
+          <m:t>=</m:t>
+        </m:r>
+        <m:r>
+          <m:t>C</m:t>
+        </m:r>
+        <m:sSub>
+          <m:e>
+            <m:r>
+              <m:t>H</m:t>
+            </m:r>
+          </m:e>
+          <m:sub>
+            <m:r>
+              <m:t>2</m:t>
+            </m:r>
+          </m:sub>
+        </m:sSub>
+        <m:r>
+          <m:rPr>
+            <m:sty m:val="p"/>
+          </m:rPr>
+          <m:t>+</m:t>
+        </m:r>
+        <m:r>
+          <m:t>1</m:t>
+        </m:r>
+        <m:r>
+          <m:rPr>
+            <m:sty m:val="p"/>
+          </m:rPr>
+          <m:t>)</m:t>
+        </m:r>
+        <m:r>
+          <m:t>H</m:t>
+        </m:r>
+        <m:r>
+          <m:t>g</m:t>
+        </m:r>
+        <m:r>
+          <m:rPr>
+            <m:sty m:val="p"/>
+          </m:rPr>
+          <m:t>(</m:t>
+        </m:r>
+        <m:r>
+          <m:t>O</m:t>
+        </m:r>
+        <m:r>
+          <m:t>A</m:t>
+        </m:r>
+        <m:r>
+          <m:t>c</m:t>
+        </m:r>
+        <m:sSub>
+          <m:e>
+            <m:r>
+              <m:rPr>
+                <m:sty m:val="p"/>
+              </m:rPr>
+              <m:t>)</m:t>
+            </m:r>
+          </m:e>
+          <m:sub>
+            <m:r>
+              <m:t>2</m:t>
+            </m:r>
+          </m:sub>
+        </m:sSub>
+        <m:r>
+          <m:rPr>
+            <m:sty m:val="p"/>
+          </m:rPr>
+          <m:t>/</m:t>
+        </m:r>
+        <m:sSub>
+          <m:e>
+            <m:r>
+              <m:t>H</m:t>
+            </m:r>
+          </m:e>
+          <m:sub>
+            <m:r>
+              <m:t>2</m:t>
+            </m:r>
+          </m:sub>
+        </m:sSub>
+        <m:r>
+          <m:t>O</m:t>
+        </m:r>
+        <m:r>
+          <m:t>2</m:t>
+        </m:r>
+        <m:r>
+          <m:rPr>
+            <m:sty m:val="p"/>
+          </m:rPr>
+          <m:t>)</m:t>
+        </m:r>
+        <m:r>
+          <m:t>N</m:t>
+        </m:r>
+        <m:r>
+          <m:t>a</m:t>
+        </m:r>
+        <m:r>
+          <m:t>B</m:t>
+        </m:r>
+        <m:sSub>
+          <m:e>
+            <m:r>
+              <m:t>H</m:t>
+            </m:r>
+          </m:e>
+          <m:sub>
+            <m:r>
+              <m:t>4</m:t>
+            </m:r>
+          </m:sub>
+        </m:sSub>
+        <m:r>
+          <m:rPr>
+            <m:sty m:val="p"/>
+          </m:rPr>
+          <m:t>→</m:t>
+        </m:r>
+      </m:oMath>
       <w:r>
         <w:rPr>
           <w:rFonts w:ascii="Times New Roman" w:hAnsi="Times New Roman" w:eastAsia="Times New Roman" w:cs="Times New Roman"/>
@@ -605,12 +889,6 @@
       </w:r>
       <w:r>
         <w:rPr>
-          <w:rFonts w:ascii="Times New Roman" w:hAnsi="Times New Roman" w:eastAsia="Times New Roman" w:cs="Times New Roman"/>
-        </w:rPr>
-        <w:t xml:space="preserve">$ </w:t>
-      </w:r>
-      <w:r>
-        <w:rPr>
           <w:rFonts w:hint="eastAsia" w:ascii="Times New Roman" w:hAnsi="Times New Roman" w:eastAsia="FangSong" w:cs="Times New Roman"/>
         </w:rPr>
         <w:t xml:space="preserve">产物</w:t>
@@ -624,39 +902,179 @@
         <w:rPr>
           <w:rFonts w:hint="eastAsia" w:ascii="Times New Roman" w:hAnsi="Times New Roman" w:eastAsia="Times New Roman" w:cs="Times New Roman"/>
         </w:rPr>
-        <w:t xml:space="preserve">（3）$CH_{3}CH=CH_{2}</w:t>
-      </w:r>
-      <w:r>
-        <w:rPr>
-          <w:rFonts w:ascii="Times New Roman" w:hAnsi="Times New Roman" w:eastAsia="Times New Roman" w:cs="Times New Roman"/>
-        </w:rPr>
-        <w:t xml:space="preserve"> + 1) Hg(OAc)</w:t>
-      </w:r>
-      <w:r>
-        <w:rPr>
-          <w:rFonts w:ascii="Times New Roman" w:hAnsi="Times New Roman" w:eastAsia="Times New Roman" w:cs="Times New Roman"/>
-          <w:i/>
-          <w:iCs/>
-        </w:rPr>
-        <w:t xml:space="preserve">{2}/CH</w:t>
-      </w:r>
-      <w:r>
-        <w:rPr>
-          <w:rFonts w:ascii="Times New Roman" w:hAnsi="Times New Roman" w:eastAsia="Times New Roman" w:cs="Times New Roman"/>
-        </w:rPr>
-        <w:t xml:space="preserve">{3}OH 2) NaBH_{4}</w:t>
-      </w:r>
+        <w:t xml:space="preserve">（3）</w:t>
+      </w:r>
+      <m:oMath>
+        <m:oMathPr>
+          <m:ctrlPr>
+            <w:rPr>
+              <w:sz w:val="28"/>
+              <w:szCs w:val="28"/>
+            </w:rPr>
+          </m:ctrlPr>
+        </m:oMathPr>
+        <m:r>
+          <m:t>C</m:t>
+        </m:r>
+        <m:sSub>
+          <m:e>
+            <m:r>
+              <m:t>H</m:t>
+            </m:r>
+          </m:e>
+          <m:sub>
+            <m:r>
+              <m:t>3</m:t>
+            </m:r>
+          </m:sub>
+        </m:sSub>
+        <m:r>
+          <m:t>C</m:t>
+        </m:r>
+        <m:r>
+          <m:t>H</m:t>
+        </m:r>
+        <m:r>
+          <m:rPr>
+            <m:sty m:val="p"/>
+          </m:rPr>
+          <m:t>=</m:t>
+        </m:r>
+        <m:r>
+          <m:t>C</m:t>
+        </m:r>
+        <m:sSub>
+          <m:e>
+            <m:r>
+              <m:t>H</m:t>
+            </m:r>
+          </m:e>
+          <m:sub>
+            <m:r>
+              <m:t>2</m:t>
+            </m:r>
+          </m:sub>
+        </m:sSub>
+        <m:r>
+          <m:rPr>
+            <m:sty m:val="p"/>
+          </m:rPr>
+          <m:t>+</m:t>
+        </m:r>
+        <m:r>
+          <m:t>1</m:t>
+        </m:r>
+        <m:r>
+          <m:rPr>
+            <m:sty m:val="p"/>
+          </m:rPr>
+          <m:t>)</m:t>
+        </m:r>
+        <m:r>
+          <m:t>H</m:t>
+        </m:r>
+        <m:r>
+          <m:t>g</m:t>
+        </m:r>
+        <m:r>
+          <m:rPr>
+            <m:sty m:val="p"/>
+          </m:rPr>
+          <m:t>(</m:t>
+        </m:r>
+        <m:r>
+          <m:t>O</m:t>
+        </m:r>
+        <m:r>
+          <m:t>A</m:t>
+        </m:r>
+        <m:r>
+          <m:t>c</m:t>
+        </m:r>
+        <m:sSub>
+          <m:e>
+            <m:r>
+              <m:rPr>
+                <m:sty m:val="p"/>
+              </m:rPr>
+              <m:t>)</m:t>
+            </m:r>
+          </m:e>
+          <m:sub>
+            <m:r>
+              <m:t>2</m:t>
+            </m:r>
+          </m:sub>
+        </m:sSub>
+        <m:r>
+          <m:rPr>
+            <m:sty m:val="p"/>
+          </m:rPr>
+          <m:t>/</m:t>
+        </m:r>
+        <m:r>
+          <m:t>C</m:t>
+        </m:r>
+        <m:sSub>
+          <m:e>
+            <m:r>
+              <m:t>H</m:t>
+            </m:r>
+          </m:e>
+          <m:sub>
+            <m:r>
+              <m:t>3</m:t>
+            </m:r>
+          </m:sub>
+        </m:sSub>
+        <m:r>
+          <m:t>O</m:t>
+        </m:r>
+        <m:r>
+          <m:t>H</m:t>
+        </m:r>
+        <m:r>
+          <m:t>2</m:t>
+        </m:r>
+        <m:r>
+          <m:rPr>
+            <m:sty m:val="p"/>
+          </m:rPr>
+          <m:t>)</m:t>
+        </m:r>
+        <m:r>
+          <m:t>N</m:t>
+        </m:r>
+        <m:r>
+          <m:t>a</m:t>
+        </m:r>
+        <m:r>
+          <m:t>B</m:t>
+        </m:r>
+        <m:sSub>
+          <m:e>
+            <m:r>
+              <m:t>H</m:t>
+            </m:r>
+          </m:e>
+          <m:sub>
+            <m:r>
+              <m:t>4</m:t>
+            </m:r>
+          </m:sub>
+        </m:sSub>
+        <m:r>
+          <m:rPr>
+            <m:sty m:val="p"/>
+          </m:rPr>
+          <m:t>→</m:t>
+        </m:r>
+      </m:oMath>
       <w:r>
         <w:rPr>
           <w:rFonts w:ascii="Times New Roman" w:hAnsi="Times New Roman" w:eastAsia="Times New Roman" w:cs="Times New Roman"/>
         </w:rPr>
         <w:t xml:space="preserve"> </w:t>
-      </w:r>
-      <w:r>
-        <w:rPr>
-          <w:rFonts w:ascii="Times New Roman" w:hAnsi="Times New Roman" w:eastAsia="Times New Roman" w:cs="Times New Roman"/>
-        </w:rPr>
-        <w:t xml:space="preserve">$ </w:t>
       </w:r>
       <w:r>
         <w:rPr>
@@ -5430,7 +5848,7 @@
     <ns0:name ns0:val="Verbatim Char"/>
     <ns0:basedOn ns0:val="BodyTextChar"/>
     <ns0:rPr>
-      <ns0:rFonts ns0:ascii="Times New Roman" ns0:cs="Times New Roman" ns0:eastAsia="FangSong" ns0:hAnsi="Times New Roman"/>
+      <ns0:rFonts ns0:ascii="SimSun" ns0:cs="SimSun" ns0:eastAsia="SimSun" ns0:hAnsi="SimSun"/>
       <ns0:b ns0:val="0"/>
       <ns0:sz ns0:val="20"/>
     </ns0:rPr>
@@ -5484,7 +5902,7 @@
       <w:wordWrap w:val="off"/>
     </w:pPr>
     <ns0:rPr>
-      <w:rFonts ns0:ascii="Times New Roman" ns0:hAnsi="Times New Roman" ns0:eastAsia="FangSong" ns0:cs="Times New Roman"/>
+      <w:rFonts ns0:ascii="SimSun" ns0:hAnsi="SimSun" ns0:eastAsia="SimSun" ns0:cs="SimSun"/>
     </ns0:rPr>
   </w:style>
   <w:style w:type="character" w:customStyle="1" w:styleId="KeywordTok">

--- a/00-首页/题组Word/第二轮习题集/第二轮习题集-有机化学一-学生版.docx
+++ b/00-首页/题组Word/第二轮习题集/第二轮习题集-有机化学一-学生版.docx
@@ -230,16 +230,6 @@
           <w:rFonts w:hint="eastAsia" w:ascii="Times New Roman" w:hAnsi="Times New Roman" w:eastAsia="Times New Roman" w:cs="Times New Roman"/>
         </w:rPr>
         <w:t>。）</w:t>
-      </w:r>
-    </w:p>
-    <w:p>
-      <w:pPr>
-        <w:spacing w:before="160" w:after="80"/>
-      </w:pPr>
-      <w:r>
-        <w:pict>
-          <v:rect style="width:0;height:1.5pt" o:hralign="center" o:hrstd="t" o:hr="t"/>
-        </w:pict>
       </w:r>
     </w:p>
     <w:bookmarkEnd w:id="10"/>
@@ -1214,16 +1204,6 @@
         <w:t>。</w:t>
       </w:r>
     </w:p>
-    <w:p>
-      <w:pPr>
-        <w:spacing w:before="160" w:after="80"/>
-      </w:pPr>
-      <w:r>
-        <w:pict>
-          <v:rect style="width:0;height:1.5pt" o:hralign="center" o:hrstd="t" o:hr="t"/>
-        </w:pict>
-      </w:r>
-    </w:p>
     <w:bookmarkEnd w:id="16"/>
     <w:bookmarkStart w:id="17" w:name="第-5-题"/>
     <w:p>
@@ -2024,16 +2004,6 @@
         <w:t>。）</w:t>
       </w:r>
     </w:p>
-    <w:p>
-      <w:pPr>
-        <w:spacing w:before="160" w:after="80"/>
-      </w:pPr>
-      <w:r>
-        <w:pict>
-          <v:rect style="width:0;height:1.5pt" o:hralign="center" o:hrstd="t" o:hr="t"/>
-        </w:pict>
-      </w:r>
-    </w:p>
     <w:bookmarkEnd w:id="18"/>
     <w:bookmarkStart w:id="19" w:name="第-7-题"/>
     <w:p>
@@ -2164,16 +2134,6 @@
           <w:rFonts w:hint="eastAsia" w:ascii="Times New Roman" w:hAnsi="Times New Roman" w:eastAsia="Times New Roman" w:cs="Times New Roman"/>
         </w:rPr>
         <w:t>？</w:t>
-      </w:r>
-    </w:p>
-    <w:p>
-      <w:pPr>
-        <w:spacing w:before="160" w:after="80"/>
-      </w:pPr>
-      <w:r>
-        <w:pict>
-          <v:rect style="width:0;height:1.5pt" o:hralign="center" o:hrstd="t" o:hr="t"/>
-        </w:pict>
       </w:r>
     </w:p>
     <w:bookmarkEnd w:id="19"/>
@@ -2823,16 +2783,6 @@
         <w:t xml:space="preserve">原理</w:t>
       </w:r>
     </w:p>
-    <w:p>
-      <w:pPr>
-        <w:spacing w:before="160" w:after="80"/>
-      </w:pPr>
-      <w:r>
-        <w:pict>
-          <v:rect style="width:0;height:1.5pt" o:hralign="center" o:hrstd="t" o:hr="t"/>
-        </w:pict>
-      </w:r>
-    </w:p>
     <w:bookmarkEnd w:id="29"/>
     <w:bookmarkStart w:id="30" w:name="第-12-题"/>
     <w:p>
@@ -3874,16 +3824,6 @@
         <w:t xml:space="preserve">酰胺及其衍生应用</w:t>
       </w:r>
     </w:p>
-    <w:p>
-      <w:pPr>
-        <w:spacing w:before="160" w:after="80"/>
-      </w:pPr>
-      <w:r>
-        <w:pict>
-          <v:rect style="width:0;height:1.5pt" o:hralign="center" o:hrstd="t" o:hr="t"/>
-        </w:pict>
-      </w:r>
-    </w:p>
     <w:bookmarkEnd w:id="40"/>
     <w:bookmarkStart w:id="44" w:name="第-17-题"/>
     <w:p>
@@ -3983,16 +3923,6 @@
             </a:graphic>
           </wp:inline>
         </w:drawing>
-      </w:r>
-    </w:p>
-    <w:p>
-      <w:pPr>
-        <w:spacing w:before="160" w:after="80"/>
-      </w:pPr>
-      <w:r>
-        <w:pict>
-          <v:rect style="width:0;height:1.5pt" o:hralign="center" o:hrstd="t" o:hr="t"/>
-        </w:pict>
       </w:r>
     </w:p>
     <w:bookmarkEnd w:id="44"/>

--- a/00-首页/题组Word/第二轮习题集/第二轮习题集-有机化学一-学生版.docx
+++ b/00-首页/题组Word/第二轮习题集/第二轮习题集-有机化学一-学生版.docx
@@ -232,6 +232,31 @@
         <w:t>。）</w:t>
       </w:r>
     </w:p>
+    <w:p>
+      <w:pPr>
+        <w:spacing w:before="0" w:after="0"/>
+      </w:pPr>
+    </w:p>
+    <w:p>
+      <w:pPr>
+        <w:spacing w:before="0" w:after="0"/>
+      </w:pPr>
+    </w:p>
+    <w:p>
+      <w:pPr>
+        <w:spacing w:before="0" w:after="0"/>
+      </w:pPr>
+    </w:p>
+    <w:p>
+      <w:pPr>
+        <w:spacing w:before="0" w:after="0"/>
+      </w:pPr>
+    </w:p>
+    <w:p>
+      <w:pPr>
+        <w:spacing w:before="0" w:after="0"/>
+      </w:pPr>
+    </w:p>
     <w:bookmarkEnd w:id="10"/>
     <w:bookmarkStart w:id="14" w:name="第-2-题"/>
     <w:p>
@@ -304,7 +329,7 @@
         </w:rPr>
         <w:drawing>
           <wp:inline>
-            <wp:extent cx="3479800" cy="1638300"/>
+            <wp:extent cx="3479800" cy="1591135"/>
             <wp:effectExtent b="0" l="0" r="0" t="0"/>
             <wp:docPr descr="" title="" id="12" name="Picture"/>
             <a:graphic>
@@ -325,7 +350,7 @@
                   <pic:spPr bwMode="auto">
                     <a:xfrm>
                       <a:off x="0" y="0"/>
-                      <a:ext cx="3479800" cy="1638300"/>
+                      <a:ext cx="3479800" cy="1591135"/>
                     </a:xfrm>
                     <a:prstGeom prst="rect">
                       <a:avLst/>
@@ -368,6 +393,46 @@
         </w:rPr>
         <w:t xml:space="preserve"> aldehyde and the ketone below are self-condensed with aqueous NaOH so that an unsaturated carbonyl compound is the product in both cases. Give a structure for each product and explain why you think this product is formed.</w:t>
       </w:r>
+    </w:p>
+    <w:p>
+      <w:pPr>
+        <w:spacing w:before="0" w:after="0"/>
+      </w:pPr>
+    </w:p>
+    <w:p>
+      <w:pPr>
+        <w:spacing w:before="0" w:after="0"/>
+      </w:pPr>
+    </w:p>
+    <w:p>
+      <w:pPr>
+        <w:spacing w:before="0" w:after="0"/>
+      </w:pPr>
+    </w:p>
+    <w:p>
+      <w:pPr>
+        <w:spacing w:before="0" w:after="0"/>
+      </w:pPr>
+    </w:p>
+    <w:p>
+      <w:pPr>
+        <w:spacing w:before="0" w:after="0"/>
+      </w:pPr>
+    </w:p>
+    <w:p>
+      <w:pPr>
+        <w:spacing w:before="0" w:after="0"/>
+      </w:pPr>
+    </w:p>
+    <w:p>
+      <w:pPr>
+        <w:spacing w:before="0" w:after="0"/>
+      </w:pPr>
+    </w:p>
+    <w:p>
+      <w:pPr>
+        <w:spacing w:before="0" w:after="0"/>
+      </w:pPr>
     </w:p>
     <w:bookmarkEnd w:id="14"/>
     <w:bookmarkStart w:id="15" w:name="第-3-题"/>
@@ -1096,6 +1161,31 @@
         <w:t>。</w:t>
       </w:r>
     </w:p>
+    <w:p>
+      <w:pPr>
+        <w:spacing w:before="0" w:after="0"/>
+      </w:pPr>
+    </w:p>
+    <w:p>
+      <w:pPr>
+        <w:spacing w:before="0" w:after="0"/>
+      </w:pPr>
+    </w:p>
+    <w:p>
+      <w:pPr>
+        <w:spacing w:before="0" w:after="0"/>
+      </w:pPr>
+    </w:p>
+    <w:p>
+      <w:pPr>
+        <w:spacing w:before="0" w:after="0"/>
+      </w:pPr>
+    </w:p>
+    <w:p>
+      <w:pPr>
+        <w:spacing w:before="0" w:after="0"/>
+      </w:pPr>
+    </w:p>
     <w:bookmarkEnd w:id="15"/>
     <w:bookmarkStart w:id="16" w:name="第-4-题"/>
     <w:p>
@@ -1203,6 +1293,21 @@
         </w:rPr>
         <w:t>。</w:t>
       </w:r>
+    </w:p>
+    <w:p>
+      <w:pPr>
+        <w:spacing w:before="0" w:after="0"/>
+      </w:pPr>
+    </w:p>
+    <w:p>
+      <w:pPr>
+        <w:spacing w:before="0" w:after="0"/>
+      </w:pPr>
+    </w:p>
+    <w:p>
+      <w:pPr>
+        <w:spacing w:before="0" w:after="0"/>
+      </w:pPr>
     </w:p>
     <w:bookmarkEnd w:id="16"/>
     <w:bookmarkStart w:id="17" w:name="第-5-题"/>
@@ -1759,6 +1864,31 @@
         <w:t>）</w:t>
       </w:r>
     </w:p>
+    <w:p>
+      <w:pPr>
+        <w:spacing w:before="0" w:after="0"/>
+      </w:pPr>
+    </w:p>
+    <w:p>
+      <w:pPr>
+        <w:spacing w:before="0" w:after="0"/>
+      </w:pPr>
+    </w:p>
+    <w:p>
+      <w:pPr>
+        <w:spacing w:before="0" w:after="0"/>
+      </w:pPr>
+    </w:p>
+    <w:p>
+      <w:pPr>
+        <w:spacing w:before="0" w:after="0"/>
+      </w:pPr>
+    </w:p>
+    <w:p>
+      <w:pPr>
+        <w:spacing w:before="0" w:after="0"/>
+      </w:pPr>
+    </w:p>
     <w:bookmarkEnd w:id="17"/>
     <w:bookmarkStart w:id="18" w:name="第-6-题"/>
     <w:p>
@@ -2004,6 +2134,31 @@
         <w:t>。）</w:t>
       </w:r>
     </w:p>
+    <w:p>
+      <w:pPr>
+        <w:spacing w:before="0" w:after="0"/>
+      </w:pPr>
+    </w:p>
+    <w:p>
+      <w:pPr>
+        <w:spacing w:before="0" w:after="0"/>
+      </w:pPr>
+    </w:p>
+    <w:p>
+      <w:pPr>
+        <w:spacing w:before="0" w:after="0"/>
+      </w:pPr>
+    </w:p>
+    <w:p>
+      <w:pPr>
+        <w:spacing w:before="0" w:after="0"/>
+      </w:pPr>
+    </w:p>
+    <w:p>
+      <w:pPr>
+        <w:spacing w:before="0" w:after="0"/>
+      </w:pPr>
+    </w:p>
     <w:bookmarkEnd w:id="18"/>
     <w:bookmarkStart w:id="19" w:name="第-7-题"/>
     <w:p>
@@ -2135,6 +2290,21 @@
         </w:rPr>
         <w:t>？</w:t>
       </w:r>
+    </w:p>
+    <w:p>
+      <w:pPr>
+        <w:spacing w:before="0" w:after="0"/>
+      </w:pPr>
+    </w:p>
+    <w:p>
+      <w:pPr>
+        <w:spacing w:before="0" w:after="0"/>
+      </w:pPr>
+    </w:p>
+    <w:p>
+      <w:pPr>
+        <w:spacing w:before="0" w:after="0"/>
+      </w:pPr>
     </w:p>
     <w:bookmarkEnd w:id="19"/>
     <w:bookmarkStart w:id="23" w:name="第-8-题"/>
@@ -2208,7 +2378,7 @@
         </w:rPr>
         <w:drawing>
           <wp:inline>
-            <wp:extent cx="3600000" cy="867409"/>
+            <wp:extent cx="3599998" cy="867409"/>
             <wp:effectExtent b="0" l="0" r="0" t="0"/>
             <wp:docPr descr="" title="" id="21" name="Picture"/>
             <a:graphic>
@@ -2229,7 +2399,7 @@
                   <pic:spPr bwMode="auto">
                     <a:xfrm>
                       <a:off x="0" y="0"/>
-                      <a:ext cx="3600000" cy="867409"/>
+                      <a:ext cx="3599998" cy="867409"/>
                     </a:xfrm>
                     <a:prstGeom prst="rect">
                       <a:avLst/>
@@ -2248,6 +2418,31 @@
         </w:drawing>
       </w:r>
     </w:p>
+    <w:p>
+      <w:pPr>
+        <w:spacing w:before="0" w:after="0"/>
+      </w:pPr>
+    </w:p>
+    <w:p>
+      <w:pPr>
+        <w:spacing w:before="0" w:after="0"/>
+      </w:pPr>
+    </w:p>
+    <w:p>
+      <w:pPr>
+        <w:spacing w:before="0" w:after="0"/>
+      </w:pPr>
+    </w:p>
+    <w:p>
+      <w:pPr>
+        <w:spacing w:before="0" w:after="0"/>
+      </w:pPr>
+    </w:p>
+    <w:p>
+      <w:pPr>
+        <w:spacing w:before="0" w:after="0"/>
+      </w:pPr>
+    </w:p>
     <w:bookmarkEnd w:id="23"/>
     <w:bookmarkStart w:id="24" w:name="第-9-题"/>
     <w:p>
@@ -2513,6 +2708,46 @@
         </w:rPr>
         <w:t xml:space="preserve">习题</w:t>
       </w:r>
+    </w:p>
+    <w:p>
+      <w:pPr>
+        <w:spacing w:before="0" w:after="0"/>
+      </w:pPr>
+    </w:p>
+    <w:p>
+      <w:pPr>
+        <w:spacing w:before="0" w:after="0"/>
+      </w:pPr>
+    </w:p>
+    <w:p>
+      <w:pPr>
+        <w:spacing w:before="0" w:after="0"/>
+      </w:pPr>
+    </w:p>
+    <w:p>
+      <w:pPr>
+        <w:spacing w:before="0" w:after="0"/>
+      </w:pPr>
+    </w:p>
+    <w:p>
+      <w:pPr>
+        <w:spacing w:before="0" w:after="0"/>
+      </w:pPr>
+    </w:p>
+    <w:p>
+      <w:pPr>
+        <w:spacing w:before="0" w:after="0"/>
+      </w:pPr>
+    </w:p>
+    <w:p>
+      <w:pPr>
+        <w:spacing w:before="0" w:after="0"/>
+      </w:pPr>
+    </w:p>
+    <w:p>
+      <w:pPr>
+        <w:spacing w:before="0" w:after="0"/>
+      </w:pPr>
     </w:p>
     <w:bookmarkEnd w:id="24"/>
     <w:bookmarkStart w:id="28" w:name="第-10-题"/>
@@ -2586,7 +2821,7 @@
         </w:rPr>
         <w:drawing>
           <wp:inline>
-            <wp:extent cx="3600000" cy="573033"/>
+            <wp:extent cx="3600000" cy="548120"/>
             <wp:effectExtent b="0" l="0" r="0" t="0"/>
             <wp:docPr descr="" title="" id="26" name="Picture"/>
             <a:graphic>
@@ -2607,7 +2842,7 @@
                   <pic:spPr bwMode="auto">
                     <a:xfrm>
                       <a:off x="0" y="0"/>
-                      <a:ext cx="3600000" cy="573033"/>
+                      <a:ext cx="3600000" cy="548120"/>
                     </a:xfrm>
                     <a:prstGeom prst="rect">
                       <a:avLst/>
@@ -2651,6 +2886,46 @@
         <w:t xml:space="preserve"> attempted enolate alkylation does not give the required product. What has gone wrong? What products would actually be formed? How would you make the required product?</w:t>
       </w:r>
     </w:p>
+    <w:p>
+      <w:pPr>
+        <w:spacing w:before="0" w:after="0"/>
+      </w:pPr>
+    </w:p>
+    <w:p>
+      <w:pPr>
+        <w:spacing w:before="0" w:after="0"/>
+      </w:pPr>
+    </w:p>
+    <w:p>
+      <w:pPr>
+        <w:spacing w:before="0" w:after="0"/>
+      </w:pPr>
+    </w:p>
+    <w:p>
+      <w:pPr>
+        <w:spacing w:before="0" w:after="0"/>
+      </w:pPr>
+    </w:p>
+    <w:p>
+      <w:pPr>
+        <w:spacing w:before="0" w:after="0"/>
+      </w:pPr>
+    </w:p>
+    <w:p>
+      <w:pPr>
+        <w:spacing w:before="0" w:after="0"/>
+      </w:pPr>
+    </w:p>
+    <w:p>
+      <w:pPr>
+        <w:spacing w:before="0" w:after="0"/>
+      </w:pPr>
+    </w:p>
+    <w:p>
+      <w:pPr>
+        <w:spacing w:before="0" w:after="0"/>
+      </w:pPr>
+    </w:p>
     <w:bookmarkEnd w:id="28"/>
     <w:bookmarkStart w:id="29" w:name="第-11-题"/>
     <w:p>
@@ -2783,6 +3058,21 @@
         <w:t xml:space="preserve">原理</w:t>
       </w:r>
     </w:p>
+    <w:p>
+      <w:pPr>
+        <w:spacing w:before="0" w:after="0"/>
+      </w:pPr>
+    </w:p>
+    <w:p>
+      <w:pPr>
+        <w:spacing w:before="0" w:after="0"/>
+      </w:pPr>
+    </w:p>
+    <w:p>
+      <w:pPr>
+        <w:spacing w:before="0" w:after="0"/>
+      </w:pPr>
+    </w:p>
     <w:bookmarkEnd w:id="29"/>
     <w:bookmarkStart w:id="30" w:name="第-12-题"/>
     <w:p>
@@ -3024,6 +3314,31 @@
         </w:rPr>
         <w:t xml:space="preserve">习题</w:t>
       </w:r>
+    </w:p>
+    <w:p>
+      <w:pPr>
+        <w:spacing w:before="0" w:after="0"/>
+      </w:pPr>
+    </w:p>
+    <w:p>
+      <w:pPr>
+        <w:spacing w:before="0" w:after="0"/>
+      </w:pPr>
+    </w:p>
+    <w:p>
+      <w:pPr>
+        <w:spacing w:before="0" w:after="0"/>
+      </w:pPr>
+    </w:p>
+    <w:p>
+      <w:pPr>
+        <w:spacing w:before="0" w:after="0"/>
+      </w:pPr>
+    </w:p>
+    <w:p>
+      <w:pPr>
+        <w:spacing w:before="0" w:after="0"/>
+      </w:pPr>
     </w:p>
     <w:bookmarkEnd w:id="30"/>
     <w:bookmarkStart w:id="34" w:name="第-13-题"/>
@@ -3307,6 +3622,31 @@
         <w:t xml:space="preserve">习题</w:t>
       </w:r>
     </w:p>
+    <w:p>
+      <w:pPr>
+        <w:spacing w:before="0" w:after="0"/>
+      </w:pPr>
+    </w:p>
+    <w:p>
+      <w:pPr>
+        <w:spacing w:before="0" w:after="0"/>
+      </w:pPr>
+    </w:p>
+    <w:p>
+      <w:pPr>
+        <w:spacing w:before="0" w:after="0"/>
+      </w:pPr>
+    </w:p>
+    <w:p>
+      <w:pPr>
+        <w:spacing w:before="0" w:after="0"/>
+      </w:pPr>
+    </w:p>
+    <w:p>
+      <w:pPr>
+        <w:spacing w:before="0" w:after="0"/>
+      </w:pPr>
+    </w:p>
     <w:bookmarkEnd w:id="34"/>
     <w:bookmarkStart w:id="38" w:name="第-14-题"/>
     <w:p>
@@ -3379,7 +3719,7 @@
         </w:rPr>
         <w:drawing>
           <wp:inline>
-            <wp:extent cx="3600000" cy="2201350"/>
+            <wp:extent cx="3581755" cy="2201350"/>
             <wp:effectExtent b="0" l="0" r="0" t="0"/>
             <wp:docPr descr="" title="" id="36" name="Picture"/>
             <a:graphic>
@@ -3400,7 +3740,7 @@
                   <pic:spPr bwMode="auto">
                     <a:xfrm>
                       <a:off x="0" y="0"/>
-                      <a:ext cx="3600000" cy="2201350"/>
+                      <a:ext cx="3581755" cy="2201350"/>
                     </a:xfrm>
                     <a:prstGeom prst="rect">
                       <a:avLst/>
@@ -3462,6 +3802,31 @@
         <w:t>？</w:t>
       </w:r>
     </w:p>
+    <w:p>
+      <w:pPr>
+        <w:spacing w:before="0" w:after="0"/>
+      </w:pPr>
+    </w:p>
+    <w:p>
+      <w:pPr>
+        <w:spacing w:before="0" w:after="0"/>
+      </w:pPr>
+    </w:p>
+    <w:p>
+      <w:pPr>
+        <w:spacing w:before="0" w:after="0"/>
+      </w:pPr>
+    </w:p>
+    <w:p>
+      <w:pPr>
+        <w:spacing w:before="0" w:after="0"/>
+      </w:pPr>
+    </w:p>
+    <w:p>
+      <w:pPr>
+        <w:spacing w:before="0" w:after="0"/>
+      </w:pPr>
+    </w:p>
     <w:bookmarkEnd w:id="38"/>
     <w:bookmarkStart w:id="39" w:name="第-15-题"/>
     <w:p>
@@ -3716,6 +4081,31 @@
         <w:t xml:space="preserve">习题</w:t>
       </w:r>
     </w:p>
+    <w:p>
+      <w:pPr>
+        <w:spacing w:before="0" w:after="0"/>
+      </w:pPr>
+    </w:p>
+    <w:p>
+      <w:pPr>
+        <w:spacing w:before="0" w:after="0"/>
+      </w:pPr>
+    </w:p>
+    <w:p>
+      <w:pPr>
+        <w:spacing w:before="0" w:after="0"/>
+      </w:pPr>
+    </w:p>
+    <w:p>
+      <w:pPr>
+        <w:spacing w:before="0" w:after="0"/>
+      </w:pPr>
+    </w:p>
+    <w:p>
+      <w:pPr>
+        <w:spacing w:before="0" w:after="0"/>
+      </w:pPr>
+    </w:p>
     <w:bookmarkEnd w:id="39"/>
     <w:bookmarkStart w:id="40" w:name="第-16-题"/>
     <w:p>
@@ -3823,6 +4213,21 @@
         </w:rPr>
         <w:t xml:space="preserve">酰胺及其衍生应用</w:t>
       </w:r>
+    </w:p>
+    <w:p>
+      <w:pPr>
+        <w:spacing w:before="0" w:after="0"/>
+      </w:pPr>
+    </w:p>
+    <w:p>
+      <w:pPr>
+        <w:spacing w:before="0" w:after="0"/>
+      </w:pPr>
+    </w:p>
+    <w:p>
+      <w:pPr>
+        <w:spacing w:before="0" w:after="0"/>
+      </w:pPr>
     </w:p>
     <w:bookmarkEnd w:id="40"/>
     <w:bookmarkStart w:id="44" w:name="第-17-题"/>
@@ -3925,6 +4330,21 @@
         </w:drawing>
       </w:r>
     </w:p>
+    <w:p>
+      <w:pPr>
+        <w:spacing w:before="0" w:after="0"/>
+      </w:pPr>
+    </w:p>
+    <w:p>
+      <w:pPr>
+        <w:spacing w:before="0" w:after="0"/>
+      </w:pPr>
+    </w:p>
+    <w:p>
+      <w:pPr>
+        <w:spacing w:before="0" w:after="0"/>
+      </w:pPr>
+    </w:p>
     <w:bookmarkEnd w:id="44"/>
     <w:bookmarkStart w:id="51" w:name="第-18-题"/>
     <w:p>
@@ -4390,6 +4810,46 @@
         <w:t xml:space="preserve">习题</w:t>
       </w:r>
     </w:p>
+    <w:p>
+      <w:pPr>
+        <w:spacing w:before="0" w:after="0"/>
+      </w:pPr>
+    </w:p>
+    <w:p>
+      <w:pPr>
+        <w:spacing w:before="0" w:after="0"/>
+      </w:pPr>
+    </w:p>
+    <w:p>
+      <w:pPr>
+        <w:spacing w:before="0" w:after="0"/>
+      </w:pPr>
+    </w:p>
+    <w:p>
+      <w:pPr>
+        <w:spacing w:before="0" w:after="0"/>
+      </w:pPr>
+    </w:p>
+    <w:p>
+      <w:pPr>
+        <w:spacing w:before="0" w:after="0"/>
+      </w:pPr>
+    </w:p>
+    <w:p>
+      <w:pPr>
+        <w:spacing w:before="0" w:after="0"/>
+      </w:pPr>
+    </w:p>
+    <w:p>
+      <w:pPr>
+        <w:spacing w:before="0" w:after="0"/>
+      </w:pPr>
+    </w:p>
+    <w:p>
+      <w:pPr>
+        <w:spacing w:before="0" w:after="0"/>
+      </w:pPr>
+    </w:p>
     <w:bookmarkEnd w:id="51"/>
     <w:bookmarkStart w:id="55" w:name="第-19-题"/>
     <w:p>
@@ -4551,7 +5011,7 @@
         </w:rPr>
         <w:drawing>
           <wp:inline>
-            <wp:extent cx="3600000" cy="2014507"/>
+            <wp:extent cx="3349784" cy="2014507"/>
             <wp:effectExtent b="0" l="0" r="0" t="0"/>
             <wp:docPr descr="" title="" id="53" name="Picture"/>
             <a:graphic>
@@ -4572,7 +5032,7 @@
                   <pic:spPr bwMode="auto">
                     <a:xfrm>
                       <a:off x="0" y="0"/>
-                      <a:ext cx="3600000" cy="2014507"/>
+                      <a:ext cx="3349784" cy="2014507"/>
                     </a:xfrm>
                     <a:prstGeom prst="rect">
                       <a:avLst/>
@@ -4591,6 +5051,31 @@
         </w:drawing>
       </w:r>
     </w:p>
+    <w:p>
+      <w:pPr>
+        <w:spacing w:before="0" w:after="0"/>
+      </w:pPr>
+    </w:p>
+    <w:p>
+      <w:pPr>
+        <w:spacing w:before="0" w:after="0"/>
+      </w:pPr>
+    </w:p>
+    <w:p>
+      <w:pPr>
+        <w:spacing w:before="0" w:after="0"/>
+      </w:pPr>
+    </w:p>
+    <w:p>
+      <w:pPr>
+        <w:spacing w:before="0" w:after="0"/>
+      </w:pPr>
+    </w:p>
+    <w:p>
+      <w:pPr>
+        <w:spacing w:before="0" w:after="0"/>
+      </w:pPr>
+    </w:p>
     <w:bookmarkEnd w:id="55"/>
     <w:bookmarkStart w:id="56" w:name="第-20-题"/>
     <w:p>
@@ -4757,6 +5242,31 @@
         </w:rPr>
         <w:t>。</w:t>
       </w:r>
+    </w:p>
+    <w:p>
+      <w:pPr>
+        <w:spacing w:before="0" w:after="0"/>
+      </w:pPr>
+    </w:p>
+    <w:p>
+      <w:pPr>
+        <w:spacing w:before="0" w:after="0"/>
+      </w:pPr>
+    </w:p>
+    <w:p>
+      <w:pPr>
+        <w:spacing w:before="0" w:after="0"/>
+      </w:pPr>
+    </w:p>
+    <w:p>
+      <w:pPr>
+        <w:spacing w:before="0" w:after="0"/>
+      </w:pPr>
+    </w:p>
+    <w:p>
+      <w:pPr>
+        <w:spacing w:before="0" w:after="0"/>
+      </w:pPr>
     </w:p>
     <w:p>
       <w:pPr>

--- a/00-首页/题组Word/第二轮习题集/第二轮习题集-有机化学一-学生版.docx
+++ b/00-首页/题组Word/第二轮习题集/第二轮习题集-有机化学一-学生版.docx
@@ -5685,7 +5685,7 @@
     <ns0:rPr>
       <ns0:rFonts ns0:ascii="Times New Roman" ns0:cs="Times New Roman" ns0:eastAsia="SimHei" ns0:hAnsi="Times New Roman"/>
       <ns0:b/>
-      <ns0:color ns0:val="17324D"/>
+      <ns0:color ns0:val="000000"/>
       <ns0:sz ns0:val="44"/>
       <ns0:szCs ns0:val="56"/>
     </ns0:rPr>
@@ -5827,7 +5827,7 @@
     <ns0:rPr>
       <ns0:rFonts ns0:ascii="Times New Roman" ns0:cs="Times New Roman" ns0:eastAsia="SimHei" ns0:hAnsi="Times New Roman"/>
       <ns0:b/>
-      <ns0:color ns0:val="17324D"/>
+      <ns0:color ns0:val="000000"/>
       <ns0:sz ns0:val="32"/>
       <ns0:szCs ns0:val="40"/>
     </ns0:rPr>
@@ -5851,7 +5851,7 @@
     <ns0:rPr>
       <ns0:rFonts ns0:ascii="Times New Roman" ns0:cs="Times New Roman" ns0:eastAsia="SimHei" ns0:hAnsi="Times New Roman"/>
       <ns0:b/>
-      <ns0:color ns0:val="17324D"/>
+      <ns0:color ns0:val="000000"/>
       <ns0:sz ns0:val="28"/>
       <ns0:szCs ns0:val="32"/>
     </ns0:rPr>
@@ -5875,7 +5875,7 @@
     <ns0:rPr>
       <ns0:rFonts ns0:ascii="Times New Roman" ns0:cs="Times New Roman" ns0:eastAsia="SimHei" ns0:hAnsi="Times New Roman"/>
       <ns0:b/>
-      <ns0:color ns0:val="17324D"/>
+      <ns0:color ns0:val="000000"/>
       <ns0:sz ns0:val="25"/>
       <ns0:szCs ns0:val="28"/>
     </ns0:rPr>
